--- a/zht/docx/27.content.docx
+++ b/zht/docx/27.content.docx
@@ -163,13 +163,6 @@
         <w:rPr>
           <w:lang w:val="zh_TW" w:bidi="zh_TW"/>
         </w:rPr>
-      </w:r>
-      <w:r>
-        <w:rPr>
-          <w:i/>
-          <w:lang w:val="zh_TW" w:bidi="zh_TW"/>
-        </w:rPr>
-        <w:t>但以理書 1:1, 但以理書 1:1–2, 但以理書 1:1–21, 但以理書 1:1–6.28, 但以理書 1:2, 但以理書 1:3, 但以理書 1:3–7, 但以理書 1:4, Daniel 1:5, 但以理書 1:6–7, 但以理書 1:8, 但以理書 1:8–14, 但以理書 1:9, 但以理書 1:10, 但以理書 1:11–13, 但以理書 1:12, 但以理書 1:13–14, 但以理書 1:15–21, 但以理書 1:17, 但以理書 1:19, 但以理書 1:20, 但以理書 1:21, 但以理書 2:1, 但以理書 2:1–3, 但以理書 2:1–49, 但以理書 2:1–6.28, 但以理書 2:2, 但以理書 2:3, 但以理書 2:4, 但以理書 2:9, 但以理書 2:10–11, 但以理書 2:12, 但以理書 2:16, 但以理書 2:17–23, 但以理書 2:18, 但以理書 2:20–23, 但以理書 2:21, 但以理書 2:24, 但以理書 2:25, 但以理書 2:26, 但以理書 2:27–28, 但以理書 2:28, 但以理書 2:29–30, 但以理書 2:31–33, 但以理書 2:32–33, 但以理書 2:34, 但以理書 2:35, 但以理書 2:36–38, 但以理書 2:39, 但以理書 2:41–42, 但以理書 2:43, 但以理書 2:44, 但以理書 2:45, 但以理書 2:46, 但以理書 2:47, 但以理書 2:48, 但以理書 2:49, 但以理書 3:1, 但以理書 3:1–30, 但以理書 3:2, 但以理書 3:5, 但以理書 3:7, 但以理書 3:11, 但以理書 3:12, 但以理書 3:13, 但以理書 3:14, 但以理書 3:15, 但以理書 3:16–18, 但以理書 3:23, 但以理書 3:25, 但以理書 3:26, 但以理書 3:28, 但以理書 3:30, 但以理書 4:1–37, 但以理書 4:4, 但以理書 4:5, 但以理書 4:7, 但以理書 4:8–9, 但以理書 4:11, 但以理書 4:13, 但以理書 4:14–17, 但以理書 4:16, 但以理書 4:17, 但以理書 4:22, 但以理書 4:23, 但以理書 4:25–26, 但以理書 4:27, 但以理書 4:28–33, 但以理書 4:30, 但以理書 4:32, 但以理書 4:33, 但以理書4:34–37, 但以理書 4:35, 但以理書 4:37, 但以理書 5:1, 但以理書 5:1–30, 但以理書 5:2–4, 但以理書 5:5–6, 但以理書 5:7, 但以理書 5:8, 但以理書 5:10, 但以理書 5:11–12, 但以理書 5:15, 但以理書 5:17, 但以理書 5:18–21, 但以理書 5:20, 但以理書 5:21, 但以理書 5:25–28, 但以理書 5:26, 但以理書 5:27, 但以理書 5:28, 但以理書 5:29, 但以理書 5:30, 但以理書 5:31, 但以理書 6:1–28, 但以理書 6:2, 但以理書 6:3, 丹尼爾書 6:3–5, 但以理書 6:5, 但以理書 6:7, 但以理書 6:8, 但以理書 6:10–11, 但以理書 6:14, 但以理書 6:16, 但以理書 6:17, 但以理書 6:18, 但以理書 6:19, 但以理書 6:20, 但以理書 6:21–22, 但以理書 6:25–27, 但以理書 6:27, 但以理書 6:28, 但以理書 7:1, 但以理書 7:1–28, 但以理書 7:1–12.13, 但以理書 7:2, 但以理書 7:3–7, 但以理書 7:4, 但以理書 7:5, 但以理書 7:6, 但以理書 7:7, 但以理書 7:8, 但以理書 7:9–10, 但以理書 7:10, 但以理書 7:11, 但以理書 7:12, 但以理書 7:13, 但以理書 7:13–14, 但以理書 7:14, 但以理書 7:15–16, 但以理書 7:17, 但以理書 7:18, 但以理書 7:19–28, 但以理書 7:21, 但以理書 7:22, 但以理書 7:24–25, 但以理書 7:26, 但以理書 7:27, 但以理書 8:1, 但以理書 8:1–27, 但以理書 8:2, 但以理書 8:3–4, 但以理書 8:5–12, 但以理書 8:10, 但以理書 8:11–12, 但以理書 8:13–14, 但以理書 8:15–16, 但以理書 8:17, 但以理書 8:19, 但以理書8:19–26, 但以理書 8:20, 但以理書 8:21, 但以理書 8:22, 但以理書 8:23–25, 但以理書 8:24, 但以理書 8:25, 但以理書 8:26, 但以理書 9:1, 但以理書 9:1–19, 但以理書 9:2, 但以理書 9:3, 但以理書 9:4, 但以理書 9:4–11, 但以理書 9:5, 但以理書 9:6, 但以理書 9:7–14, 但以理書 9:12, 但以理書 9:13, 但以理書 9:15, 但以理書 9:15–19, 但以理書 9:16, 但以理書 9:17, 但以理書 9:18, 但以理書 9:19, 但以理書 9:20–27, 但以理書 9:21, 但以理書 9:22, 但以理書 9:23, 但以理書 9:24, 但以理書 9:24–27, 但以理書 9:25, 但以理書 9:26, 但以理書 9:27, 但以理書 10:1, 但以理書 10:1–12.13, 但以理書 10:2–3, 但以理書 10:5–6, 但以理書 10:7–9, 但以理書 10:11, 但以理書 10:13, 但以理書 10:16, 但以理 10:19, 但以理書 10:20, 但以理書 10:21, 但以理書 11:1, 但以理書 11:2, 但以理書 11:2–12.7, 但以理書 11:3, 但以理書 11:4, 但以理書 11:5, 但以理書 11:5–45, 但以理書 11:6, 但以理書 11:7–8, 但以理書 11:9, 但以理書 11:10–12, 但以理書 11:12–13, 但以理書 11:14, 但以理書 11:15, 但以理書 11:16, 但以理書 11:17, 但以理書 11:18, 但以理書 11:19, 但以理書 11:20, 但以理書 11:21–39, 但以理書 11:22, 但以理書 11:23, 但以理書 11:24, 但以理書 11:25–27, 但以理書 11:28, 但以理書 11:29–35, 但以理書 11:31, 但以理書 11:32–35, 但以理書 11:34, 但以理書 11:36, 但以理書 11:36–40, 但以理書 11:37–38, 但以理書 11:40, 但以理書 11:40–45, 但以理書 11:41, 但以理書 11:45, 但以理書 12:1, 但以理書 12:1–7, 但以理書 12:2, 但以理書 12:3, 但以理書 12:4, 但以理書 12:5, 但以理書 12:7, 但以理書 12:8–10, 但以理書 12:11–12, 但以理書 12:13</w:t>
       </w:r>
       <w:r>
         <w:rPr>

--- a/zht/docx/27.content.docx
+++ b/zht/docx/27.content.docx
@@ -150,19 +150,6 @@
           <w:lang w:val="zh_TW" w:bidi="zh_TW"/>
         </w:rPr>
         <w:t>DAN</w:t>
-      </w:r>
-      <w:r>
-        <w:rPr>
-          <w:lang w:val="zh_TW" w:bidi="zh_TW"/>
-        </w:rPr>
-      </w:r>
-    </w:p>
-    <w:p>
-      <w:pPr/>
-      <w:r>
-        <w:rPr>
-          <w:lang w:val="zh_TW" w:bidi="zh_TW"/>
-        </w:rPr>
       </w:r>
       <w:r>
         <w:rPr>

--- a/zht/docx/27.content.docx
+++ b/zht/docx/27.content.docx
@@ -19,7 +19,7 @@
         <w:rPr>
           <w:lang w:val="zh_TW" w:bidi="zh_TW"/>
         </w:rPr>
-        <w:t>Resource: 研讀筆記 (Tyndale)</w:t>
+        <w:t>Resource: Tyndale Open Study Notes</w:t>
       </w:r>
       <w:r>
         <w:rPr>
@@ -112,7 +112,7 @@
         <w:rPr>
           <w:lang w:val="zh_TW" w:bidi="zh_TW"/>
         </w:rPr>
-        <w:t>研讀筆記 (Tyndale)</w:t>
+        <w:t>Tyndale Open Study Notes</w:t>
       </w:r>
     </w:p>
     <w:p>

--- a/zht/docx/27.content.docx
+++ b/zht/docx/27.content.docx
@@ -19,7 +19,7 @@
         <w:rPr>
           <w:lang w:val="zh_TW" w:bidi="zh_TW"/>
         </w:rPr>
-        <w:t>Resource: Tyndale Open Study Notes</w:t>
+        <w:t>Resource: Aquifer Open Study Notes</w:t>
       </w:r>
       <w:r>
         <w:rPr>
@@ -112,7 +112,7 @@
         <w:rPr>
           <w:lang w:val="zh_TW" w:bidi="zh_TW"/>
         </w:rPr>
-        <w:t>Tyndale Open Study Notes</w:t>
+        <w:t>Aquifer Open Study Notes</w:t>
       </w:r>
     </w:p>
     <w:p>
